--- a/spa/docx/002.content.docx
+++ b/spa/docx/002.content.docx
@@ -19,7 +19,7 @@
         <w:rPr>
           <w:lang w:val="es_ES" w:bidi="es_ES"/>
         </w:rPr>
-        <w:t>Resource: Tyndale Open Study Notes</w:t>
+        <w:t>Resource: Aquifer Open Study Notes (Profiles)</w:t>
       </w:r>
       <w:r>
         <w:rPr>
@@ -112,7 +112,7 @@
         <w:rPr>
           <w:lang w:val="es_ES" w:bidi="es_ES"/>
         </w:rPr>
-        <w:t>Tyndale Open Study Notes</w:t>
+        <w:t>Aquifer Open Study Notes (Profiles)</w:t>
       </w:r>
     </w:p>
     <w:p>

--- a/spa/docx/002.content.docx
+++ b/spa/docx/002.content.docx
@@ -247,36 +247,24 @@
         </w:rPr>
         <w:t>Nimrod fundó Babilonia algunas generaciones después del diluvio (</w:t>
       </w:r>
-      <w:hyperlink r:id="rId13">
-        <w:r>
-          <w:rPr>
-            <w:lang w:val="es_ES" w:bidi="es_ES"/>
-          </w:rPr>
-          <w:rPr>
-            <w:color w:val="0000EE"/>
-            <w:u w:val="single"/>
-          </w:rPr>
-          <w:t>Génesis 10.8–10</w:t>
-        </w:r>
-      </w:hyperlink>
+      <w:r>
+        <w:rPr>
+          <w:lang w:val="es_ES" w:bidi="es_ES"/>
+        </w:rPr>
+        <w:t>Génesis 10.8–10</w:t>
+      </w:r>
       <w:r>
         <w:rPr>
           <w:lang w:val="es_ES" w:bidi="es_ES"/>
         </w:rPr>
         <w:t>). Fue uno de los primeros gobernantes poderosos de la historia. El nombre Babilonia proviene de Babel, que significa "puerta de Dios" en el idioma babilónico. Babilonia fue probablemente el lugar donde se erigió la torre de Babel (</w:t>
       </w:r>
-      <w:hyperlink r:id="rId14">
-        <w:r>
-          <w:rPr>
-            <w:lang w:val="es_ES" w:bidi="es_ES"/>
-          </w:rPr>
-          <w:rPr>
-            <w:color w:val="0000EE"/>
-            <w:u w:val="single"/>
-          </w:rPr>
-          <w:t>Génesis 11.1–9</w:t>
-        </w:r>
-      </w:hyperlink>
+      <w:r>
+        <w:rPr>
+          <w:lang w:val="es_ES" w:bidi="es_ES"/>
+        </w:rPr>
+        <w:t>Génesis 11.1–9</w:t>
+      </w:r>
       <w:r>
         <w:rPr>
           <w:lang w:val="es_ES" w:bidi="es_ES"/>
@@ -431,36 +419,24 @@
         </w:rPr>
         <w:t xml:space="preserve"> de Judá para obtener apoyo (ver </w:t>
       </w:r>
-      <w:hyperlink r:id="rId15">
-        <w:r>
-          <w:rPr>
-            <w:lang w:val="es_ES" w:bidi="es_ES"/>
-          </w:rPr>
-          <w:rPr>
-            <w:color w:val="0000EE"/>
-            <w:u w:val="single"/>
-          </w:rPr>
-          <w:t>2 Reyes 20.12–19</w:t>
-        </w:r>
-      </w:hyperlink>
+      <w:r>
+        <w:rPr>
+          <w:lang w:val="es_ES" w:bidi="es_ES"/>
+        </w:rPr>
+        <w:t>2 Reyes 20.12–19</w:t>
+      </w:r>
       <w:r>
         <w:rPr>
           <w:lang w:val="es_ES" w:bidi="es_ES"/>
         </w:rPr>
         <w:t xml:space="preserve">; </w:t>
       </w:r>
-      <w:hyperlink r:id="rId16">
-        <w:r>
-          <w:rPr>
-            <w:lang w:val="es_ES" w:bidi="es_ES"/>
-          </w:rPr>
-          <w:rPr>
-            <w:color w:val="0000EE"/>
-            <w:u w:val="single"/>
-          </w:rPr>
-          <w:t>Isaías 39</w:t>
-        </w:r>
-      </w:hyperlink>
+      <w:r>
+        <w:rPr>
+          <w:lang w:val="es_ES" w:bidi="es_ES"/>
+        </w:rPr>
+        <w:t>Isaías 39</w:t>
+      </w:r>
       <w:r>
         <w:rPr>
           <w:lang w:val="es_ES" w:bidi="es_ES"/>
@@ -492,18 +468,12 @@
         </w:rPr>
         <w:t xml:space="preserve">El príncipe caldeo Nabopolasar asumió el trono de Babilonia desde 625 hasta 605 a.C., poniendo fin al Imperio Asirio. Su hijo, Nabucodonosor II, gobernó desde 605 hasta 562 a.C. Bajo el liderazgo de Nabucodonosor, Babilonia se transformó en la potencia dominante del Cercano Oriente y en una ciudad de gran esplendor (ver </w:t>
       </w:r>
-      <w:hyperlink r:id="rId17">
-        <w:r>
-          <w:rPr>
-            <w:lang w:val="es_ES" w:bidi="es_ES"/>
-          </w:rPr>
-          <w:rPr>
-            <w:color w:val="0000EE"/>
-            <w:u w:val="single"/>
-          </w:rPr>
-          <w:t>Daniel 1–4</w:t>
-        </w:r>
-      </w:hyperlink>
+      <w:r>
+        <w:rPr>
+          <w:lang w:val="es_ES" w:bidi="es_ES"/>
+        </w:rPr>
+        <w:t>Daniel 1–4</w:t>
+      </w:r>
       <w:r>
         <w:rPr>
           <w:lang w:val="es_ES" w:bidi="es_ES"/>
@@ -524,18 +494,12 @@
         </w:rPr>
         <w:t xml:space="preserve">Tras la muerte de Nabucodonosor, Nabónido se convirtió en el siguiente rey de Babilonia. Nabónido había sido un alto funcionario del gobierno que colaboraba con otros reinos. Gobernó Babilonia aproximadamente desde el 555 a.C. hasta el 539 a.C. Sin embargo, descuidó Babilonia y perdió su apoyo. Cuando Ciro II de Persia, quien gobernó desde el 559 a.C. hasta el 530 a.C., atacó la ciudad en octubre del 539 a.C. (ver </w:t>
       </w:r>
-      <w:hyperlink r:id="rId18">
-        <w:r>
-          <w:rPr>
-            <w:lang w:val="es_ES" w:bidi="es_ES"/>
-          </w:rPr>
-          <w:rPr>
-            <w:color w:val="0000EE"/>
-            <w:u w:val="single"/>
-          </w:rPr>
-          <w:t>Daniel 5.30–31</w:t>
-        </w:r>
-      </w:hyperlink>
+      <w:r>
+        <w:rPr>
+          <w:lang w:val="es_ES" w:bidi="es_ES"/>
+        </w:rPr>
+        <w:t>Daniel 5.30–31</w:t>
+      </w:r>
       <w:r>
         <w:rPr>
           <w:lang w:val="es_ES" w:bidi="es_ES"/>
@@ -579,36 +543,24 @@
         </w:rPr>
         <w:t>En 1 Pedro y Apocalipsis, Roma está representada por Babilonia. Roma es “Babilonia la Grande, la madre de las prostitutas y de las abominaciones de la tierra”, (</w:t>
       </w:r>
-      <w:hyperlink r:id="rId19">
-        <w:r>
-          <w:rPr>
-            <w:lang w:val="es_ES" w:bidi="es_ES"/>
-          </w:rPr>
-          <w:rPr>
-            <w:color w:val="0000EE"/>
-            <w:u w:val="single"/>
-          </w:rPr>
-          <w:t>Apocalipsis 17.5</w:t>
-        </w:r>
-      </w:hyperlink>
+      <w:r>
+        <w:rPr>
+          <w:lang w:val="es_ES" w:bidi="es_ES"/>
+        </w:rPr>
+        <w:t>Apocalipsis 17.5</w:t>
+      </w:r>
       <w:r>
         <w:rPr>
           <w:lang w:val="es_ES" w:bidi="es_ES"/>
         </w:rPr>
         <w:t>). Se presenta como un centro muy inmoral de riqueza y comercio, gobernando sobre los reyes de la tierra y persiguiendo al pueblo de Dios. Los reyes y comerciantes de la tierra lamentarán su caída (</w:t>
       </w:r>
-      <w:hyperlink r:id="rId20">
-        <w:r>
-          <w:rPr>
-            <w:lang w:val="es_ES" w:bidi="es_ES"/>
-          </w:rPr>
-          <w:rPr>
-            <w:color w:val="0000EE"/>
-            <w:u w:val="single"/>
-          </w:rPr>
-          <w:t>Apocalipsis 18.9–19</w:t>
-        </w:r>
-      </w:hyperlink>
+      <w:r>
+        <w:rPr>
+          <w:lang w:val="es_ES" w:bidi="es_ES"/>
+        </w:rPr>
+        <w:t>Apocalipsis 18.9–19</w:t>
+      </w:r>
       <w:r>
         <w:rPr>
           <w:lang w:val="es_ES" w:bidi="es_ES"/>
@@ -638,216 +590,144 @@
           <w:lang w:val="es_ES" w:bidi="es_ES"/>
         </w:rPr>
       </w:r>
-      <w:hyperlink r:id="rId21">
-        <w:r>
-          <w:rPr>
-            <w:lang w:val="es_ES" w:bidi="es_ES"/>
-          </w:rPr>
-          <w:rPr>
-            <w:color w:val="0000EE"/>
-            <w:u w:val="single"/>
-          </w:rPr>
-          <w:t>Génesis 10.8–9</w:t>
-        </w:r>
-      </w:hyperlink>
+      <w:r>
+        <w:rPr>
+          <w:lang w:val="es_ES" w:bidi="es_ES"/>
+        </w:rPr>
+        <w:t>Génesis 10.8–9</w:t>
+      </w:r>
       <w:r>
         <w:rPr>
           <w:lang w:val="es_ES" w:bidi="es_ES"/>
         </w:rPr>
         <w:t xml:space="preserve">; </w:t>
       </w:r>
-      <w:hyperlink r:id="rId14">
-        <w:r>
-          <w:rPr>
-            <w:lang w:val="es_ES" w:bidi="es_ES"/>
-          </w:rPr>
-          <w:rPr>
-            <w:color w:val="0000EE"/>
-            <w:u w:val="single"/>
-          </w:rPr>
-          <w:t>11.1–9</w:t>
-        </w:r>
-      </w:hyperlink>
+      <w:r>
+        <w:rPr>
+          <w:lang w:val="es_ES" w:bidi="es_ES"/>
+        </w:rPr>
+        <w:t>11.1–9</w:t>
+      </w:r>
       <w:r>
         <w:rPr>
           <w:lang w:val="es_ES" w:bidi="es_ES"/>
         </w:rPr>
         <w:t xml:space="preserve">; </w:t>
       </w:r>
-      <w:hyperlink r:id="rId15">
-        <w:r>
-          <w:rPr>
-            <w:lang w:val="es_ES" w:bidi="es_ES"/>
-          </w:rPr>
-          <w:rPr>
-            <w:color w:val="0000EE"/>
-            <w:u w:val="single"/>
-          </w:rPr>
-          <w:t>2 Reyes 20.12–19</w:t>
-        </w:r>
-      </w:hyperlink>
+      <w:r>
+        <w:rPr>
+          <w:lang w:val="es_ES" w:bidi="es_ES"/>
+        </w:rPr>
+        <w:t>2 Reyes 20.12–19</w:t>
+      </w:r>
       <w:r>
         <w:rPr>
           <w:lang w:val="es_ES" w:bidi="es_ES"/>
         </w:rPr>
         <w:t xml:space="preserve">; </w:t>
       </w:r>
-      <w:hyperlink r:id="rId22">
-        <w:r>
-          <w:rPr>
-            <w:lang w:val="es_ES" w:bidi="es_ES"/>
-          </w:rPr>
-          <w:rPr>
-            <w:color w:val="0000EE"/>
-            <w:u w:val="single"/>
-          </w:rPr>
-          <w:t>24.1–25.30</w:t>
-        </w:r>
-      </w:hyperlink>
+      <w:r>
+        <w:rPr>
+          <w:lang w:val="es_ES" w:bidi="es_ES"/>
+        </w:rPr>
+        <w:t>24.1–25.30</w:t>
+      </w:r>
       <w:r>
         <w:rPr>
           <w:lang w:val="es_ES" w:bidi="es_ES"/>
         </w:rPr>
         <w:t xml:space="preserve">; </w:t>
       </w:r>
-      <w:hyperlink r:id="rId16">
-        <w:r>
-          <w:rPr>
-            <w:lang w:val="es_ES" w:bidi="es_ES"/>
-          </w:rPr>
-          <w:rPr>
-            <w:color w:val="0000EE"/>
-            <w:u w:val="single"/>
-          </w:rPr>
-          <w:t>Isaías 39</w:t>
-        </w:r>
-      </w:hyperlink>
+      <w:r>
+        <w:rPr>
+          <w:lang w:val="es_ES" w:bidi="es_ES"/>
+        </w:rPr>
+        <w:t>Isaías 39</w:t>
+      </w:r>
       <w:r>
         <w:rPr>
           <w:lang w:val="es_ES" w:bidi="es_ES"/>
         </w:rPr>
         <w:t xml:space="preserve">; </w:t>
       </w:r>
-      <w:hyperlink r:id="rId23">
-        <w:r>
-          <w:rPr>
-            <w:lang w:val="es_ES" w:bidi="es_ES"/>
-          </w:rPr>
-          <w:rPr>
-            <w:color w:val="0000EE"/>
-            <w:u w:val="single"/>
-          </w:rPr>
-          <w:t>Daniel 1–5</w:t>
-        </w:r>
-      </w:hyperlink>
+      <w:r>
+        <w:rPr>
+          <w:lang w:val="es_ES" w:bidi="es_ES"/>
+        </w:rPr>
+        <w:t>Daniel 1–5</w:t>
+      </w:r>
       <w:r>
         <w:rPr>
           <w:lang w:val="es_ES" w:bidi="es_ES"/>
         </w:rPr>
         <w:t xml:space="preserve">; </w:t>
       </w:r>
-      <w:hyperlink r:id="rId24">
-        <w:r>
-          <w:rPr>
-            <w:lang w:val="es_ES" w:bidi="es_ES"/>
-          </w:rPr>
-          <w:rPr>
-            <w:color w:val="0000EE"/>
-            <w:u w:val="single"/>
-          </w:rPr>
-          <w:t>1 Pedro 5.13</w:t>
-        </w:r>
-      </w:hyperlink>
+      <w:r>
+        <w:rPr>
+          <w:lang w:val="es_ES" w:bidi="es_ES"/>
+        </w:rPr>
+        <w:t>1 Pedro 5.13</w:t>
+      </w:r>
       <w:r>
         <w:rPr>
           <w:lang w:val="es_ES" w:bidi="es_ES"/>
         </w:rPr>
         <w:t xml:space="preserve">; </w:t>
       </w:r>
-      <w:hyperlink r:id="rId25">
-        <w:r>
-          <w:rPr>
-            <w:lang w:val="es_ES" w:bidi="es_ES"/>
-          </w:rPr>
-          <w:rPr>
-            <w:color w:val="0000EE"/>
-            <w:u w:val="single"/>
-          </w:rPr>
-          <w:t>Apocalipsis 14.8</w:t>
-        </w:r>
-      </w:hyperlink>
+      <w:r>
+        <w:rPr>
+          <w:lang w:val="es_ES" w:bidi="es_ES"/>
+        </w:rPr>
+        <w:t>Apocalipsis 14.8</w:t>
+      </w:r>
       <w:r>
         <w:rPr>
           <w:lang w:val="es_ES" w:bidi="es_ES"/>
         </w:rPr>
         <w:t xml:space="preserve">; </w:t>
       </w:r>
-      <w:hyperlink r:id="rId26">
-        <w:r>
-          <w:rPr>
-            <w:lang w:val="es_ES" w:bidi="es_ES"/>
-          </w:rPr>
-          <w:rPr>
-            <w:color w:val="0000EE"/>
-            <w:u w:val="single"/>
-          </w:rPr>
-          <w:t>16.19</w:t>
-        </w:r>
-      </w:hyperlink>
+      <w:r>
+        <w:rPr>
+          <w:lang w:val="es_ES" w:bidi="es_ES"/>
+        </w:rPr>
+        <w:t>16.19</w:t>
+      </w:r>
       <w:r>
         <w:rPr>
           <w:lang w:val="es_ES" w:bidi="es_ES"/>
         </w:rPr>
         <w:t xml:space="preserve">; </w:t>
       </w:r>
-      <w:hyperlink r:id="rId19">
-        <w:r>
-          <w:rPr>
-            <w:lang w:val="es_ES" w:bidi="es_ES"/>
-          </w:rPr>
-          <w:rPr>
-            <w:color w:val="0000EE"/>
-            <w:u w:val="single"/>
-          </w:rPr>
-          <w:t>17.5</w:t>
-        </w:r>
-      </w:hyperlink>
+      <w:r>
+        <w:rPr>
+          <w:lang w:val="es_ES" w:bidi="es_ES"/>
+        </w:rPr>
+        <w:t>17.5</w:t>
+      </w:r>
       <w:r>
         <w:rPr>
           <w:lang w:val="es_ES" w:bidi="es_ES"/>
         </w:rPr>
         <w:t xml:space="preserve">; </w:t>
       </w:r>
-      <w:hyperlink r:id="rId27">
-        <w:r>
-          <w:rPr>
-            <w:lang w:val="es_ES" w:bidi="es_ES"/>
-          </w:rPr>
-          <w:rPr>
-            <w:color w:val="0000EE"/>
-            <w:u w:val="single"/>
-          </w:rPr>
-          <w:t>18.2–21</w:t>
-        </w:r>
-      </w:hyperlink>
+      <w:r>
+        <w:rPr>
+          <w:lang w:val="es_ES" w:bidi="es_ES"/>
+        </w:rPr>
+        <w:t>18.2–21</w:t>
+      </w:r>
       <w:r>
         <w:rPr>
           <w:lang w:val="es_ES" w:bidi="es_ES"/>
         </w:rPr>
         <w:t xml:space="preserve">; </w:t>
       </w:r>
-      <w:hyperlink r:id="rId28">
-        <w:r>
-          <w:rPr>
-            <w:lang w:val="es_ES" w:bidi="es_ES"/>
-          </w:rPr>
-          <w:rPr>
-            <w:color w:val="0000EE"/>
-            <w:u w:val="single"/>
-          </w:rPr>
-          <w:t>19.2</w:t>
-        </w:r>
-      </w:hyperlink>
+      <w:r>
+        <w:rPr>
+          <w:lang w:val="es_ES" w:bidi="es_ES"/>
+        </w:rPr>
+        <w:t>19.2</w:t>
+      </w:r>
       <w:r>
         <w:rPr>
           <w:lang w:val="es_ES" w:bidi="es_ES"/>
@@ -908,36 +788,24 @@
         </w:rPr>
         <w:t xml:space="preserve">; comparar </w:t>
       </w:r>
-      <w:hyperlink r:id="rId29">
-        <w:r>
-          <w:rPr>
-            <w:lang w:val="es_ES" w:bidi="es_ES"/>
-          </w:rPr>
-          <w:rPr>
-            <w:color w:val="0000EE"/>
-            <w:u w:val="single"/>
-          </w:rPr>
-          <w:t>Josué 13.22</w:t>
-        </w:r>
-      </w:hyperlink>
+      <w:r>
+        <w:rPr>
+          <w:lang w:val="es_ES" w:bidi="es_ES"/>
+        </w:rPr>
+        <w:t>Josué 13.22</w:t>
+      </w:r>
       <w:r>
         <w:rPr>
           <w:lang w:val="es_ES" w:bidi="es_ES"/>
         </w:rPr>
         <w:t>). Trabajaba por dinero, así que cuando Balac, el rey de Moab, quiso contratarlo para maldecir a Israel, estaba ansioso por comenzar. Incluso cuando Dios le dijo que no fuera, esperaba que Dios cambiara de opinión porque estaba muy interesado en el dinero (</w:t>
       </w:r>
-      <w:hyperlink r:id="rId30">
-        <w:r>
-          <w:rPr>
-            <w:lang w:val="es_ES" w:bidi="es_ES"/>
-          </w:rPr>
-          <w:rPr>
-            <w:color w:val="0000EE"/>
-            <w:u w:val="single"/>
-          </w:rPr>
-          <w:t>2 Pedro 2.15</w:t>
-        </w:r>
-      </w:hyperlink>
+      <w:r>
+        <w:rPr>
+          <w:lang w:val="es_ES" w:bidi="es_ES"/>
+        </w:rPr>
+        <w:t>2 Pedro 2.15</w:t>
+      </w:r>
       <w:r>
         <w:rPr>
           <w:lang w:val="es_ES" w:bidi="es_ES"/>
@@ -958,18 +826,12 @@
         </w:rPr>
         <w:t>Finalmente, Dios permitió que Balaam fuera, pero solo si Balaam aceptaba decir lo que Dios le instruyera, con el objetivo de frustrar los planes de Balac (</w:t>
       </w:r>
-      <w:hyperlink r:id="rId31">
-        <w:r>
-          <w:rPr>
-            <w:lang w:val="es_ES" w:bidi="es_ES"/>
-          </w:rPr>
-          <w:rPr>
-            <w:color w:val="0000EE"/>
-            <w:u w:val="single"/>
-          </w:rPr>
-          <w:t>Deuteronomio 23.4–5</w:t>
-        </w:r>
-      </w:hyperlink>
+      <w:r>
+        <w:rPr>
+          <w:lang w:val="es_ES" w:bidi="es_ES"/>
+        </w:rPr>
+        <w:t>Deuteronomio 23.4–5</w:t>
+      </w:r>
       <w:r>
         <w:rPr>
           <w:lang w:val="es_ES" w:bidi="es_ES"/>
@@ -990,36 +852,24 @@
         </w:rPr>
         <w:t xml:space="preserve">Recientemente, se descubrió una inscripción que menciona a Balaam, hijo de Beor, un adivino que tenía visiones nocturnas (ver </w:t>
       </w:r>
-      <w:hyperlink r:id="rId32">
-        <w:r>
-          <w:rPr>
-            <w:lang w:val="es_ES" w:bidi="es_ES"/>
-          </w:rPr>
-          <w:rPr>
-            <w:color w:val="0000EE"/>
-            <w:u w:val="single"/>
-          </w:rPr>
-          <w:t>Números 22.9–12</w:t>
-        </w:r>
-      </w:hyperlink>
+      <w:r>
+        <w:rPr>
+          <w:lang w:val="es_ES" w:bidi="es_ES"/>
+        </w:rPr>
+        <w:t>Números 22.9–12</w:t>
+      </w:r>
       <w:r>
         <w:rPr>
           <w:lang w:val="es_ES" w:bidi="es_ES"/>
         </w:rPr>
         <w:t xml:space="preserve">, </w:t>
       </w:r>
-      <w:hyperlink r:id="rId33">
-        <w:r>
-          <w:rPr>
-            <w:lang w:val="es_ES" w:bidi="es_ES"/>
-          </w:rPr>
-          <w:rPr>
-            <w:color w:val="0000EE"/>
-            <w:u w:val="single"/>
-          </w:rPr>
-          <w:t>20</w:t>
-        </w:r>
-      </w:hyperlink>
+      <w:r>
+        <w:rPr>
+          <w:lang w:val="es_ES" w:bidi="es_ES"/>
+        </w:rPr>
+        <w:t>20</w:t>
+      </w:r>
       <w:r>
         <w:rPr>
           <w:lang w:val="es_ES" w:bidi="es_ES"/>
@@ -1039,54 +889,36 @@
         </w:rPr>
         <w:t xml:space="preserve"> (“Todopoderoso”; ver </w:t>
       </w:r>
-      <w:hyperlink r:id="rId34">
-        <w:r>
-          <w:rPr>
-            <w:lang w:val="es_ES" w:bidi="es_ES"/>
-          </w:rPr>
-          <w:rPr>
-            <w:color w:val="0000EE"/>
-            <w:u w:val="single"/>
-          </w:rPr>
-          <w:t>Números 24.4</w:t>
-        </w:r>
-      </w:hyperlink>
+      <w:r>
+        <w:rPr>
+          <w:lang w:val="es_ES" w:bidi="es_ES"/>
+        </w:rPr>
+        <w:t>Números 24.4</w:t>
+      </w:r>
       <w:r>
         <w:rPr>
           <w:lang w:val="es_ES" w:bidi="es_ES"/>
         </w:rPr>
         <w:t xml:space="preserve">, </w:t>
       </w:r>
-      <w:hyperlink r:id="rId35">
-        <w:r>
-          <w:rPr>
-            <w:lang w:val="es_ES" w:bidi="es_ES"/>
-          </w:rPr>
-          <w:rPr>
-            <w:color w:val="0000EE"/>
-            <w:u w:val="single"/>
-          </w:rPr>
-          <w:t>16</w:t>
-        </w:r>
-      </w:hyperlink>
+      <w:r>
+        <w:rPr>
+          <w:lang w:val="es_ES" w:bidi="es_ES"/>
+        </w:rPr>
+        <w:t>16</w:t>
+      </w:r>
       <w:r>
         <w:rPr>
           <w:lang w:val="es_ES" w:bidi="es_ES"/>
         </w:rPr>
         <w:t xml:space="preserve">), le dieron a Balaam un mensaje y anunciaron juicio sobre el mundo (ver </w:t>
       </w:r>
-      <w:hyperlink r:id="rId36">
-        <w:r>
-          <w:rPr>
-            <w:lang w:val="es_ES" w:bidi="es_ES"/>
-          </w:rPr>
-          <w:rPr>
-            <w:color w:val="0000EE"/>
-            <w:u w:val="single"/>
-          </w:rPr>
-          <w:t>Números 24.15–25</w:t>
-        </w:r>
-      </w:hyperlink>
+      <w:r>
+        <w:rPr>
+          <w:lang w:val="es_ES" w:bidi="es_ES"/>
+        </w:rPr>
+        <w:t>Números 24.15–25</w:t>
+      </w:r>
       <w:r>
         <w:rPr>
           <w:lang w:val="es_ES" w:bidi="es_ES"/>
@@ -1107,72 +939,48 @@
         </w:rPr>
         <w:t xml:space="preserve">El carácter y las motivaciones de Balaam parecen ser mixtos en </w:t>
       </w:r>
-      <w:hyperlink r:id="rId37">
-        <w:r>
-          <w:rPr>
-            <w:lang w:val="es_ES" w:bidi="es_ES"/>
-          </w:rPr>
-          <w:rPr>
-            <w:color w:val="0000EE"/>
-            <w:u w:val="single"/>
-          </w:rPr>
-          <w:t>Números 22–24</w:t>
-        </w:r>
-      </w:hyperlink>
+      <w:r>
+        <w:rPr>
+          <w:lang w:val="es_ES" w:bidi="es_ES"/>
+        </w:rPr>
+        <w:t>Números 22–24</w:t>
+      </w:r>
       <w:r>
         <w:rPr>
           <w:lang w:val="es_ES" w:bidi="es_ES"/>
         </w:rPr>
         <w:t xml:space="preserve">. </w:t>
       </w:r>
-      <w:hyperlink r:id="rId38">
-        <w:r>
-          <w:rPr>
-            <w:lang w:val="es_ES" w:bidi="es_ES"/>
-          </w:rPr>
-          <w:rPr>
-            <w:color w:val="0000EE"/>
-            <w:u w:val="single"/>
-          </w:rPr>
-          <w:t>Números 25</w:t>
-        </w:r>
-      </w:hyperlink>
+      <w:r>
+        <w:rPr>
+          <w:lang w:val="es_ES" w:bidi="es_ES"/>
+        </w:rPr>
+        <w:t>Números 25</w:t>
+      </w:r>
       <w:r>
         <w:rPr>
           <w:lang w:val="es_ES" w:bidi="es_ES"/>
         </w:rPr>
         <w:t xml:space="preserve"> describe cómo los hombres de Israel pecaron al relacionarse con mujeres moabitas y adorar a sus dioses, lo que enfureció a Dios. Aunque Balaam no se menciona aquí, </w:t>
       </w:r>
-      <w:hyperlink r:id="rId39">
-        <w:r>
-          <w:rPr>
-            <w:lang w:val="es_ES" w:bidi="es_ES"/>
-          </w:rPr>
-          <w:rPr>
-            <w:color w:val="0000EE"/>
-            <w:u w:val="single"/>
-          </w:rPr>
-          <w:t>Números 31.16</w:t>
-        </w:r>
-      </w:hyperlink>
+      <w:r>
+        <w:rPr>
+          <w:lang w:val="es_ES" w:bidi="es_ES"/>
+        </w:rPr>
+        <w:t>Números 31.16</w:t>
+      </w:r>
       <w:r>
         <w:rPr>
           <w:lang w:val="es_ES" w:bidi="es_ES"/>
         </w:rPr>
         <w:t xml:space="preserve"> lo identifica como el instigador de este complot. Después de que terminaron sus visiones, Balaam permaneció en Moab y buscó formas de perjudicar a Israel y obtener ganancias. Los israelitas lo mataron poco después (</w:t>
       </w:r>
-      <w:hyperlink r:id="rId40">
-        <w:r>
-          <w:rPr>
-            <w:lang w:val="es_ES" w:bidi="es_ES"/>
-          </w:rPr>
-          <w:rPr>
-            <w:color w:val="0000EE"/>
-            <w:u w:val="single"/>
-          </w:rPr>
-          <w:t>Números 31.8</w:t>
-        </w:r>
-      </w:hyperlink>
+      <w:r>
+        <w:rPr>
+          <w:lang w:val="es_ES" w:bidi="es_ES"/>
+        </w:rPr>
+        <w:t>Números 31.8</w:t>
+      </w:r>
       <w:r>
         <w:rPr>
           <w:lang w:val="es_ES" w:bidi="es_ES"/>
@@ -1197,36 +1005,24 @@
         </w:rPr>
         <w:t xml:space="preserve">Un mago con malas intenciones (ver </w:t>
       </w:r>
-      <w:hyperlink r:id="rId31">
-        <w:r>
-          <w:rPr>
-            <w:lang w:val="es_ES" w:bidi="es_ES"/>
-          </w:rPr>
-          <w:rPr>
-            <w:color w:val="0000EE"/>
-            <w:u w:val="single"/>
-          </w:rPr>
-          <w:t>Deuteronomio 23.4–5</w:t>
-        </w:r>
-      </w:hyperlink>
+      <w:r>
+        <w:rPr>
+          <w:lang w:val="es_ES" w:bidi="es_ES"/>
+        </w:rPr>
+        <w:t>Deuteronomio 23.4–5</w:t>
+      </w:r>
       <w:r>
         <w:rPr>
           <w:lang w:val="es_ES" w:bidi="es_ES"/>
         </w:rPr>
         <w:t xml:space="preserve">; </w:t>
       </w:r>
-      <w:hyperlink r:id="rId29">
-        <w:r>
-          <w:rPr>
-            <w:lang w:val="es_ES" w:bidi="es_ES"/>
-          </w:rPr>
-          <w:rPr>
-            <w:color w:val="0000EE"/>
-            <w:u w:val="single"/>
-          </w:rPr>
-          <w:t>Josué 13.22</w:t>
-        </w:r>
-      </w:hyperlink>
+      <w:r>
+        <w:rPr>
+          <w:lang w:val="es_ES" w:bidi="es_ES"/>
+        </w:rPr>
+        <w:t>Josué 13.22</w:t>
+      </w:r>
       <w:r>
         <w:rPr>
           <w:lang w:val="es_ES" w:bidi="es_ES"/>
@@ -1251,54 +1047,36 @@
         </w:rPr>
         <w:t xml:space="preserve">Un falso maestro interesado únicamente en el dinero (ver </w:t>
       </w:r>
-      <w:hyperlink r:id="rId41">
-        <w:r>
-          <w:rPr>
-            <w:lang w:val="es_ES" w:bidi="es_ES"/>
-          </w:rPr>
-          <w:rPr>
-            <w:color w:val="0000EE"/>
-            <w:u w:val="single"/>
-          </w:rPr>
-          <w:t>Nehemías 13.2</w:t>
-        </w:r>
-      </w:hyperlink>
+      <w:r>
+        <w:rPr>
+          <w:lang w:val="es_ES" w:bidi="es_ES"/>
+        </w:rPr>
+        <w:t>Nehemías 13.2</w:t>
+      </w:r>
       <w:r>
         <w:rPr>
           <w:lang w:val="es_ES" w:bidi="es_ES"/>
         </w:rPr>
         <w:t xml:space="preserve">; </w:t>
       </w:r>
-      <w:hyperlink r:id="rId30">
-        <w:r>
-          <w:rPr>
-            <w:lang w:val="es_ES" w:bidi="es_ES"/>
-          </w:rPr>
-          <w:rPr>
-            <w:color w:val="0000EE"/>
-            <w:u w:val="single"/>
-          </w:rPr>
-          <w:t>2 Pedro 2.15</w:t>
-        </w:r>
-      </w:hyperlink>
+      <w:r>
+        <w:rPr>
+          <w:lang w:val="es_ES" w:bidi="es_ES"/>
+        </w:rPr>
+        <w:t>2 Pedro 2.15</w:t>
+      </w:r>
       <w:r>
         <w:rPr>
           <w:lang w:val="es_ES" w:bidi="es_ES"/>
         </w:rPr>
         <w:t xml:space="preserve">; </w:t>
       </w:r>
-      <w:hyperlink r:id="rId42">
-        <w:r>
-          <w:rPr>
-            <w:lang w:val="es_ES" w:bidi="es_ES"/>
-          </w:rPr>
-          <w:rPr>
-            <w:color w:val="0000EE"/>
-            <w:u w:val="single"/>
-          </w:rPr>
-          <w:t>Judas 1.11</w:t>
-        </w:r>
-      </w:hyperlink>
+      <w:r>
+        <w:rPr>
+          <w:lang w:val="es_ES" w:bidi="es_ES"/>
+        </w:rPr>
+        <w:t>Judas 1.11</w:t>
+      </w:r>
       <w:r>
         <w:rPr>
           <w:lang w:val="es_ES" w:bidi="es_ES"/>
@@ -1323,36 +1101,24 @@
         </w:rPr>
         <w:t>Alguien que condujo a Israel hacia la idolatría y la inmoralidad (</w:t>
       </w:r>
-      <w:hyperlink r:id="rId39">
-        <w:r>
-          <w:rPr>
-            <w:lang w:val="es_ES" w:bidi="es_ES"/>
-          </w:rPr>
-          <w:rPr>
-            <w:color w:val="0000EE"/>
-            <w:u w:val="single"/>
-          </w:rPr>
-          <w:t>Números 31.16</w:t>
-        </w:r>
-      </w:hyperlink>
+      <w:r>
+        <w:rPr>
+          <w:lang w:val="es_ES" w:bidi="es_ES"/>
+        </w:rPr>
+        <w:t>Números 31.16</w:t>
+      </w:r>
       <w:r>
         <w:rPr>
           <w:lang w:val="es_ES" w:bidi="es_ES"/>
         </w:rPr>
         <w:t xml:space="preserve">; ver </w:t>
       </w:r>
-      <w:hyperlink r:id="rId43">
-        <w:r>
-          <w:rPr>
-            <w:lang w:val="es_ES" w:bidi="es_ES"/>
-          </w:rPr>
-          <w:rPr>
-            <w:color w:val="0000EE"/>
-            <w:u w:val="single"/>
-          </w:rPr>
-          <w:t>Apocalipsis 2.14</w:t>
-        </w:r>
-      </w:hyperlink>
+      <w:r>
+        <w:rPr>
+          <w:lang w:val="es_ES" w:bidi="es_ES"/>
+        </w:rPr>
+        <w:t>Apocalipsis 2.14</w:t>
+      </w:r>
       <w:r>
         <w:rPr>
           <w:lang w:val="es_ES" w:bidi="es_ES"/>
@@ -1382,126 +1148,84 @@
           <w:lang w:val="es_ES" w:bidi="es_ES"/>
         </w:rPr>
       </w:r>
-      <w:hyperlink r:id="rId44">
-        <w:r>
-          <w:rPr>
-            <w:lang w:val="es_ES" w:bidi="es_ES"/>
-          </w:rPr>
-          <w:rPr>
-            <w:color w:val="0000EE"/>
-            <w:u w:val="single"/>
-          </w:rPr>
-          <w:t>Números 22.1–25.18</w:t>
-        </w:r>
-      </w:hyperlink>
+      <w:r>
+        <w:rPr>
+          <w:lang w:val="es_ES" w:bidi="es_ES"/>
+        </w:rPr>
+        <w:t>Números 22.1–25.18</w:t>
+      </w:r>
       <w:r>
         <w:rPr>
           <w:lang w:val="es_ES" w:bidi="es_ES"/>
         </w:rPr>
         <w:t xml:space="preserve">; </w:t>
       </w:r>
-      <w:hyperlink r:id="rId40">
-        <w:r>
-          <w:rPr>
-            <w:lang w:val="es_ES" w:bidi="es_ES"/>
-          </w:rPr>
-          <w:rPr>
-            <w:color w:val="0000EE"/>
-            <w:u w:val="single"/>
-          </w:rPr>
-          <w:t>31.8</w:t>
-        </w:r>
-      </w:hyperlink>
+      <w:r>
+        <w:rPr>
+          <w:lang w:val="es_ES" w:bidi="es_ES"/>
+        </w:rPr>
+        <w:t>31.8</w:t>
+      </w:r>
       <w:r>
         <w:rPr>
           <w:lang w:val="es_ES" w:bidi="es_ES"/>
         </w:rPr>
         <w:t xml:space="preserve">, </w:t>
       </w:r>
-      <w:hyperlink r:id="rId39">
-        <w:r>
-          <w:rPr>
-            <w:lang w:val="es_ES" w:bidi="es_ES"/>
-          </w:rPr>
-          <w:rPr>
-            <w:color w:val="0000EE"/>
-            <w:u w:val="single"/>
-          </w:rPr>
-          <w:t>16</w:t>
-        </w:r>
-      </w:hyperlink>
+      <w:r>
+        <w:rPr>
+          <w:lang w:val="es_ES" w:bidi="es_ES"/>
+        </w:rPr>
+        <w:t>16</w:t>
+      </w:r>
       <w:r>
         <w:rPr>
           <w:lang w:val="es_ES" w:bidi="es_ES"/>
         </w:rPr>
         <w:t xml:space="preserve">; </w:t>
       </w:r>
-      <w:hyperlink r:id="rId29">
-        <w:r>
-          <w:rPr>
-            <w:lang w:val="es_ES" w:bidi="es_ES"/>
-          </w:rPr>
-          <w:rPr>
-            <w:color w:val="0000EE"/>
-            <w:u w:val="single"/>
-          </w:rPr>
-          <w:t>Josué 13.22</w:t>
-        </w:r>
-      </w:hyperlink>
+      <w:r>
+        <w:rPr>
+          <w:lang w:val="es_ES" w:bidi="es_ES"/>
+        </w:rPr>
+        <w:t>Josué 13.22</w:t>
+      </w:r>
       <w:r>
         <w:rPr>
           <w:lang w:val="es_ES" w:bidi="es_ES"/>
         </w:rPr>
         <w:t xml:space="preserve">; </w:t>
       </w:r>
-      <w:hyperlink r:id="rId45">
-        <w:r>
-          <w:rPr>
-            <w:lang w:val="es_ES" w:bidi="es_ES"/>
-          </w:rPr>
-          <w:rPr>
-            <w:color w:val="0000EE"/>
-            <w:u w:val="single"/>
-          </w:rPr>
-          <w:t>2 Pedro 2.15–16</w:t>
-        </w:r>
-      </w:hyperlink>
+      <w:r>
+        <w:rPr>
+          <w:lang w:val="es_ES" w:bidi="es_ES"/>
+        </w:rPr>
+        <w:t>2 Pedro 2.15–16</w:t>
+      </w:r>
       <w:r>
         <w:rPr>
           <w:lang w:val="es_ES" w:bidi="es_ES"/>
         </w:rPr>
         <w:t xml:space="preserve">; </w:t>
       </w:r>
-      <w:hyperlink r:id="rId42">
-        <w:r>
-          <w:rPr>
-            <w:lang w:val="es_ES" w:bidi="es_ES"/>
-          </w:rPr>
-          <w:rPr>
-            <w:color w:val="0000EE"/>
-            <w:u w:val="single"/>
-          </w:rPr>
-          <w:t>Judas 1.11</w:t>
-        </w:r>
-      </w:hyperlink>
+      <w:r>
+        <w:rPr>
+          <w:lang w:val="es_ES" w:bidi="es_ES"/>
+        </w:rPr>
+        <w:t>Judas 1.11</w:t>
+      </w:r>
       <w:r>
         <w:rPr>
           <w:lang w:val="es_ES" w:bidi="es_ES"/>
         </w:rPr>
         <w:t xml:space="preserve">; </w:t>
       </w:r>
-      <w:hyperlink r:id="rId43">
-        <w:r>
-          <w:rPr>
-            <w:lang w:val="es_ES" w:bidi="es_ES"/>
-          </w:rPr>
-          <w:rPr>
-            <w:color w:val="0000EE"/>
-            <w:u w:val="single"/>
-          </w:rPr>
-          <w:t>Apocalipsis 2.14</w:t>
-        </w:r>
-      </w:hyperlink>
+      <w:r>
+        <w:rPr>
+          <w:lang w:val="es_ES" w:bidi="es_ES"/>
+        </w:rPr>
+        <w:t>Apocalipsis 2.14</w:t>
+      </w:r>
       <w:r>
         <w:rPr>
           <w:lang w:val="es_ES" w:bidi="es_ES"/>
@@ -1562,18 +1286,12 @@
         </w:rPr>
         <w:t xml:space="preserve"> (</w:t>
       </w:r>
-      <w:hyperlink r:id="rId46">
-        <w:r>
-          <w:rPr>
-            <w:lang w:val="es_ES" w:bidi="es_ES"/>
-          </w:rPr>
-          <w:rPr>
-            <w:color w:val="0000EE"/>
-            <w:u w:val="single"/>
-          </w:rPr>
-          <w:t>Jeremías 51.59–64</w:t>
-        </w:r>
-      </w:hyperlink>
+      <w:r>
+        <w:rPr>
+          <w:lang w:val="es_ES" w:bidi="es_ES"/>
+        </w:rPr>
+        <w:t>Jeremías 51.59–64</w:t>
+      </w:r>
       <w:r>
         <w:rPr>
           <w:lang w:val="es_ES" w:bidi="es_ES"/>
@@ -1594,90 +1312,60 @@
         </w:rPr>
         <w:t>En el cuarto año del rey Joacim de Judá (605 a.C.), Dios le indicó a Jeremías que escribiera los mensajes que había entregado a Israel, Judá y otras naciones (</w:t>
       </w:r>
-      <w:hyperlink r:id="rId47">
-        <w:r>
-          <w:rPr>
-            <w:lang w:val="es_ES" w:bidi="es_ES"/>
-          </w:rPr>
-          <w:rPr>
-            <w:color w:val="0000EE"/>
-            <w:u w:val="single"/>
-          </w:rPr>
-          <w:t>Jeremías 36.1–3</w:t>
-        </w:r>
-      </w:hyperlink>
+      <w:r>
+        <w:rPr>
+          <w:lang w:val="es_ES" w:bidi="es_ES"/>
+        </w:rPr>
+        <w:t>Jeremías 36.1–3</w:t>
+      </w:r>
       <w:r>
         <w:rPr>
           <w:lang w:val="es_ES" w:bidi="es_ES"/>
         </w:rPr>
         <w:t>). Jeremías solicitó a Baruch que escribiera las profecías (</w:t>
       </w:r>
-      <w:hyperlink r:id="rId48">
-        <w:r>
-          <w:rPr>
-            <w:lang w:val="es_ES" w:bidi="es_ES"/>
-          </w:rPr>
-          <w:rPr>
-            <w:color w:val="0000EE"/>
-            <w:u w:val="single"/>
-          </w:rPr>
-          <w:t>Jeremías 36.4</w:t>
-        </w:r>
-      </w:hyperlink>
+      <w:r>
+        <w:rPr>
+          <w:lang w:val="es_ES" w:bidi="es_ES"/>
+        </w:rPr>
+        <w:t>Jeremías 36.4</w:t>
+      </w:r>
       <w:r>
         <w:rPr>
           <w:lang w:val="es_ES" w:bidi="es_ES"/>
         </w:rPr>
         <w:t>) y las leyera al pueblo (</w:t>
       </w:r>
-      <w:hyperlink r:id="rId49">
-        <w:r>
-          <w:rPr>
-            <w:lang w:val="es_ES" w:bidi="es_ES"/>
-          </w:rPr>
-          <w:rPr>
-            <w:color w:val="0000EE"/>
-            <w:u w:val="single"/>
-          </w:rPr>
-          <w:t>36.8–19</w:t>
-        </w:r>
-      </w:hyperlink>
+      <w:r>
+        <w:rPr>
+          <w:lang w:val="es_ES" w:bidi="es_ES"/>
+        </w:rPr>
+        <w:t>36.8–19</w:t>
+      </w:r>
       <w:r>
         <w:rPr>
           <w:lang w:val="es_ES" w:bidi="es_ES"/>
         </w:rPr>
         <w:t>). Cuando Joacim escuchó el mensaje, destruyó el rollo y ordenó el arresto de Baruch y Jeremías (</w:t>
       </w:r>
-      <w:hyperlink r:id="rId50">
-        <w:r>
-          <w:rPr>
-            <w:lang w:val="es_ES" w:bidi="es_ES"/>
-          </w:rPr>
-          <w:rPr>
-            <w:color w:val="0000EE"/>
-            <w:u w:val="single"/>
-          </w:rPr>
-          <w:t>Jeremías 36.21–26</w:t>
-        </w:r>
-      </w:hyperlink>
+      <w:r>
+        <w:rPr>
+          <w:lang w:val="es_ES" w:bidi="es_ES"/>
+        </w:rPr>
+        <w:t>Jeremías 36.21–26</w:t>
+      </w:r>
       <w:r>
         <w:rPr>
           <w:lang w:val="es_ES" w:bidi="es_ES"/>
         </w:rPr>
         <w:t>). Sin embargo, ellos se escondieron, y Jeremías repitió las profecías mientras Baruch las escribía nuevamente (</w:t>
       </w:r>
-      <w:hyperlink r:id="rId51">
-        <w:r>
-          <w:rPr>
-            <w:lang w:val="es_ES" w:bidi="es_ES"/>
-          </w:rPr>
-          <w:rPr>
-            <w:color w:val="0000EE"/>
-            <w:u w:val="single"/>
-          </w:rPr>
-          <w:t>Jeremías 36.27–32</w:t>
-        </w:r>
-      </w:hyperlink>
+      <w:r>
+        <w:rPr>
+          <w:lang w:val="es_ES" w:bidi="es_ES"/>
+        </w:rPr>
+        <w:t>Jeremías 36.27–32</w:t>
+      </w:r>
       <w:r>
         <w:rPr>
           <w:lang w:val="es_ES" w:bidi="es_ES"/>
@@ -1698,18 +1386,12 @@
         </w:rPr>
         <w:t>En ese momento, Dios envió a Baruch un mensaje personal a través de Jeremías (</w:t>
       </w:r>
-      <w:hyperlink r:id="rId52">
-        <w:r>
-          <w:rPr>
-            <w:lang w:val="es_ES" w:bidi="es_ES"/>
-          </w:rPr>
-          <w:rPr>
-            <w:color w:val="0000EE"/>
-            <w:u w:val="single"/>
-          </w:rPr>
-          <w:t>Jeremías 45</w:t>
-        </w:r>
-      </w:hyperlink>
+      <w:r>
+        <w:rPr>
+          <w:lang w:val="es_ES" w:bidi="es_ES"/>
+        </w:rPr>
+        <w:t>Jeremías 45</w:t>
+      </w:r>
       <w:r>
         <w:rPr>
           <w:lang w:val="es_ES" w:bidi="es_ES"/>
@@ -1730,36 +1412,24 @@
         </w:rPr>
         <w:t>Cuando Jerusalem fue destruida en 586 a.C., Baruch permaneció con Jeremías y otros que se quedaron. Baruch parecía ser influyente porque los líderes rebeldes querían ir a Egipto. Cuando Jeremías les advirtió que no fueran (</w:t>
       </w:r>
-      <w:hyperlink r:id="rId53">
-        <w:r>
-          <w:rPr>
-            <w:lang w:val="es_ES" w:bidi="es_ES"/>
-          </w:rPr>
-          <w:rPr>
-            <w:color w:val="0000EE"/>
-            <w:u w:val="single"/>
-          </w:rPr>
-          <w:t>Jeremías 42</w:t>
-        </w:r>
-      </w:hyperlink>
+      <w:r>
+        <w:rPr>
+          <w:lang w:val="es_ES" w:bidi="es_ES"/>
+        </w:rPr>
+        <w:t>Jeremías 42</w:t>
+      </w:r>
       <w:r>
         <w:rPr>
           <w:lang w:val="es_ES" w:bidi="es_ES"/>
         </w:rPr>
         <w:t>), acusaron a Baruch de influir en Jeremías. Los líderes ignoraron la advertencia y llevaron a Baruch y Jeremías a Egipto (</w:t>
       </w:r>
-      <w:hyperlink r:id="rId54">
-        <w:r>
-          <w:rPr>
-            <w:lang w:val="es_ES" w:bidi="es_ES"/>
-          </w:rPr>
-          <w:rPr>
-            <w:color w:val="0000EE"/>
-            <w:u w:val="single"/>
-          </w:rPr>
-          <w:t>Jeremías 43.1–7</w:t>
-        </w:r>
-      </w:hyperlink>
+      <w:r>
+        <w:rPr>
+          <w:lang w:val="es_ES" w:bidi="es_ES"/>
+        </w:rPr>
+        <w:t>Jeremías 43.1–7</w:t>
+      </w:r>
       <w:r>
         <w:rPr>
           <w:lang w:val="es_ES" w:bidi="es_ES"/>
@@ -1780,18 +1450,12 @@
         </w:rPr>
         <w:t>Dios le advirtió a Baruch que no buscara grandeza, y aparentemente murió sin honor. Sin embargo, su legado podría ser el libro de Jeremías. Probablemente contribuyó a la creación de este libro, que advierte sobre el juicio y expresa claramente la esperanza en el nuevo pacto (</w:t>
       </w:r>
-      <w:hyperlink r:id="rId55">
-        <w:r>
-          <w:rPr>
-            <w:lang w:val="es_ES" w:bidi="es_ES"/>
-          </w:rPr>
-          <w:rPr>
-            <w:color w:val="0000EE"/>
-            <w:u w:val="single"/>
-          </w:rPr>
-          <w:t>Jeremías 31.31–34</w:t>
-        </w:r>
-      </w:hyperlink>
+      <w:r>
+        <w:rPr>
+          <w:lang w:val="es_ES" w:bidi="es_ES"/>
+        </w:rPr>
+        <w:t>Jeremías 31.31–34</w:t>
+      </w:r>
       <w:r>
         <w:rPr>
           <w:lang w:val="es_ES" w:bidi="es_ES"/>
@@ -1925,36 +1589,24 @@
         </w:rPr>
         <w:t>“Gemarías, hijo de Saphán” (</w:t>
       </w:r>
-      <w:hyperlink r:id="rId56">
-        <w:r>
-          <w:rPr>
-            <w:lang w:val="es_ES" w:bidi="es_ES"/>
-          </w:rPr>
-          <w:rPr>
-            <w:color w:val="0000EE"/>
-            <w:u w:val="single"/>
-          </w:rPr>
-          <w:t>Jeremías 36.10–12</w:t>
-        </w:r>
-      </w:hyperlink>
+      <w:r>
+        <w:rPr>
+          <w:lang w:val="es_ES" w:bidi="es_ES"/>
+        </w:rPr>
+        <w:t>Jeremías 36.10–12</w:t>
+      </w:r>
       <w:r>
         <w:rPr>
           <w:lang w:val="es_ES" w:bidi="es_ES"/>
         </w:rPr>
         <w:t xml:space="preserve">, </w:t>
       </w:r>
-      <w:hyperlink r:id="rId57">
-        <w:r>
-          <w:rPr>
-            <w:lang w:val="es_ES" w:bidi="es_ES"/>
-          </w:rPr>
-          <w:rPr>
-            <w:color w:val="0000EE"/>
-            <w:u w:val="single"/>
-          </w:rPr>
-          <w:t>25</w:t>
-        </w:r>
-      </w:hyperlink>
+      <w:r>
+        <w:rPr>
+          <w:lang w:val="es_ES" w:bidi="es_ES"/>
+        </w:rPr>
+        <w:t>25</w:t>
+      </w:r>
       <w:r>
         <w:rPr>
           <w:lang w:val="es_ES" w:bidi="es_ES"/>
@@ -1979,18 +1631,12 @@
         </w:rPr>
         <w:t>Ismael (</w:t>
       </w:r>
-      <w:hyperlink r:id="rId58">
-        <w:r>
-          <w:rPr>
-            <w:lang w:val="es_ES" w:bidi="es_ES"/>
-          </w:rPr>
-          <w:rPr>
-            <w:color w:val="0000EE"/>
-            <w:u w:val="single"/>
-          </w:rPr>
-          <w:t>Jeremías 40.7–41.10</w:t>
-        </w:r>
-      </w:hyperlink>
+      <w:r>
+        <w:rPr>
+          <w:lang w:val="es_ES" w:bidi="es_ES"/>
+        </w:rPr>
+        <w:t>Jeremías 40.7–41.10</w:t>
+      </w:r>
       <w:r>
         <w:rPr>
           <w:lang w:val="es_ES" w:bidi="es_ES"/>
@@ -2060,90 +1706,60 @@
           <w:lang w:val="es_ES" w:bidi="es_ES"/>
         </w:rPr>
       </w:r>
-      <w:hyperlink r:id="rId59">
-        <w:r>
-          <w:rPr>
-            <w:lang w:val="es_ES" w:bidi="es_ES"/>
-          </w:rPr>
-          <w:rPr>
-            <w:color w:val="0000EE"/>
-            <w:u w:val="single"/>
-          </w:rPr>
-          <w:t>Jeremías 32.9–15</w:t>
-        </w:r>
-      </w:hyperlink>
+      <w:r>
+        <w:rPr>
+          <w:lang w:val="es_ES" w:bidi="es_ES"/>
+        </w:rPr>
+        <w:t>Jeremías 32.9–15</w:t>
+      </w:r>
       <w:r>
         <w:rPr>
           <w:lang w:val="es_ES" w:bidi="es_ES"/>
         </w:rPr>
         <w:t xml:space="preserve">; </w:t>
       </w:r>
-      <w:hyperlink r:id="rId60">
-        <w:r>
-          <w:rPr>
-            <w:lang w:val="es_ES" w:bidi="es_ES"/>
-          </w:rPr>
-          <w:rPr>
-            <w:color w:val="0000EE"/>
-            <w:u w:val="single"/>
-          </w:rPr>
-          <w:t>36.1–21</w:t>
-        </w:r>
-      </w:hyperlink>
+      <w:r>
+        <w:rPr>
+          <w:lang w:val="es_ES" w:bidi="es_ES"/>
+        </w:rPr>
+        <w:t>36.1–21</w:t>
+      </w:r>
       <w:r>
         <w:rPr>
           <w:lang w:val="es_ES" w:bidi="es_ES"/>
         </w:rPr>
         <w:t xml:space="preserve">, </w:t>
       </w:r>
-      <w:hyperlink r:id="rId61">
-        <w:r>
-          <w:rPr>
-            <w:lang w:val="es_ES" w:bidi="es_ES"/>
-          </w:rPr>
-          <w:rPr>
-            <w:color w:val="0000EE"/>
-            <w:u w:val="single"/>
-          </w:rPr>
-          <w:t>26–32</w:t>
-        </w:r>
-      </w:hyperlink>
+      <w:r>
+        <w:rPr>
+          <w:lang w:val="es_ES" w:bidi="es_ES"/>
+        </w:rPr>
+        <w:t>26–32</w:t>
+      </w:r>
       <w:r>
         <w:rPr>
           <w:lang w:val="es_ES" w:bidi="es_ES"/>
         </w:rPr>
         <w:t xml:space="preserve">; </w:t>
       </w:r>
-      <w:hyperlink r:id="rId54">
-        <w:r>
-          <w:rPr>
-            <w:lang w:val="es_ES" w:bidi="es_ES"/>
-          </w:rPr>
-          <w:rPr>
-            <w:color w:val="0000EE"/>
-            <w:u w:val="single"/>
-          </w:rPr>
-          <w:t>43.1–7</w:t>
-        </w:r>
-      </w:hyperlink>
+      <w:r>
+        <w:rPr>
+          <w:lang w:val="es_ES" w:bidi="es_ES"/>
+        </w:rPr>
+        <w:t>43.1–7</w:t>
+      </w:r>
       <w:r>
         <w:rPr>
           <w:lang w:val="es_ES" w:bidi="es_ES"/>
         </w:rPr>
         <w:t xml:space="preserve">; </w:t>
       </w:r>
-      <w:hyperlink r:id="rId52">
-        <w:r>
-          <w:rPr>
-            <w:lang w:val="es_ES" w:bidi="es_ES"/>
-          </w:rPr>
-          <w:rPr>
-            <w:color w:val="0000EE"/>
-            <w:u w:val="single"/>
-          </w:rPr>
-          <w:t>45.1–5</w:t>
-        </w:r>
-      </w:hyperlink>
+      <w:r>
+        <w:rPr>
+          <w:lang w:val="es_ES" w:bidi="es_ES"/>
+        </w:rPr>
+        <w:t>45.1–5</w:t>
+      </w:r>
       <w:r>
         <w:rPr>
           <w:lang w:val="es_ES" w:bidi="es_ES"/>
@@ -2210,36 +1826,24 @@
         </w:rPr>
         <w:t>, era hija de Eliam (</w:t>
       </w:r>
-      <w:hyperlink r:id="rId62">
-        <w:r>
-          <w:rPr>
-            <w:lang w:val="es_ES" w:bidi="es_ES"/>
-          </w:rPr>
-          <w:rPr>
-            <w:color w:val="0000EE"/>
-            <w:u w:val="single"/>
-          </w:rPr>
-          <w:t>2 Samuel 11.3</w:t>
-        </w:r>
-      </w:hyperlink>
+      <w:r>
+        <w:rPr>
+          <w:lang w:val="es_ES" w:bidi="es_ES"/>
+        </w:rPr>
+        <w:t>2 Samuel 11.3</w:t>
+      </w:r>
       <w:r>
         <w:rPr>
           <w:lang w:val="es_ES" w:bidi="es_ES"/>
         </w:rPr>
         <w:t xml:space="preserve">; ver también </w:t>
       </w:r>
-      <w:hyperlink r:id="rId63">
-        <w:r>
-          <w:rPr>
-            <w:lang w:val="es_ES" w:bidi="es_ES"/>
-          </w:rPr>
-          <w:rPr>
-            <w:color w:val="0000EE"/>
-            <w:u w:val="single"/>
-          </w:rPr>
-          <w:t>1 Crónicas 3.5</w:t>
-        </w:r>
-      </w:hyperlink>
+      <w:r>
+        <w:rPr>
+          <w:lang w:val="es_ES" w:bidi="es_ES"/>
+        </w:rPr>
+        <w:t>1 Crónicas 3.5</w:t>
+      </w:r>
       <w:r>
         <w:rPr>
           <w:lang w:val="es_ES" w:bidi="es_ES"/>
@@ -2258,54 +1862,36 @@
         </w:rPr>
         <w:t>, el consejero del rey (</w:t>
       </w:r>
-      <w:hyperlink r:id="rId64">
-        <w:r>
-          <w:rPr>
-            <w:lang w:val="es_ES" w:bidi="es_ES"/>
-          </w:rPr>
-          <w:rPr>
-            <w:color w:val="0000EE"/>
-            <w:u w:val="single"/>
-          </w:rPr>
-          <w:t>2 Samuel 15.12</w:t>
-        </w:r>
-      </w:hyperlink>
+      <w:r>
+        <w:rPr>
+          <w:lang w:val="es_ES" w:bidi="es_ES"/>
+        </w:rPr>
+        <w:t>2 Samuel 15.12</w:t>
+      </w:r>
       <w:r>
         <w:rPr>
           <w:lang w:val="es_ES" w:bidi="es_ES"/>
         </w:rPr>
         <w:t xml:space="preserve">; </w:t>
       </w:r>
-      <w:hyperlink r:id="rId65">
-        <w:r>
-          <w:rPr>
-            <w:lang w:val="es_ES" w:bidi="es_ES"/>
-          </w:rPr>
-          <w:rPr>
-            <w:color w:val="0000EE"/>
-            <w:u w:val="single"/>
-          </w:rPr>
-          <w:t>23.34</w:t>
-        </w:r>
-      </w:hyperlink>
+      <w:r>
+        <w:rPr>
+          <w:lang w:val="es_ES" w:bidi="es_ES"/>
+        </w:rPr>
+        <w:t>23.34</w:t>
+      </w:r>
       <w:r>
         <w:rPr>
           <w:lang w:val="es_ES" w:bidi="es_ES"/>
         </w:rPr>
         <w:t>). Su esposo, Uría Hetheo, era un soldado Hitita. Formaba parte del ejército del rey David y era uno de los valientes guerreros de David (</w:t>
       </w:r>
-      <w:hyperlink r:id="rId66">
-        <w:r>
-          <w:rPr>
-            <w:lang w:val="es_ES" w:bidi="es_ES"/>
-          </w:rPr>
-          <w:rPr>
-            <w:color w:val="0000EE"/>
-            <w:u w:val="single"/>
-          </w:rPr>
-          <w:t>2 Samuel 23.39</w:t>
-        </w:r>
-      </w:hyperlink>
+      <w:r>
+        <w:rPr>
+          <w:lang w:val="es_ES" w:bidi="es_ES"/>
+        </w:rPr>
+        <w:t>2 Samuel 23.39</w:t>
+      </w:r>
       <w:r>
         <w:rPr>
           <w:lang w:val="es_ES" w:bidi="es_ES"/>
@@ -2326,18 +1912,12 @@
         </w:rPr>
         <w:t>Una primavera, David permaneció en Jerusalem mientras el ejército iba a la batalla (</w:t>
       </w:r>
-      <w:hyperlink r:id="rId67">
-        <w:r>
-          <w:rPr>
-            <w:lang w:val="es_ES" w:bidi="es_ES"/>
-          </w:rPr>
-          <w:rPr>
-            <w:color w:val="0000EE"/>
-            <w:u w:val="single"/>
-          </w:rPr>
-          <w:t>2 Samuel 11.1</w:t>
-        </w:r>
-      </w:hyperlink>
+      <w:r>
+        <w:rPr>
+          <w:lang w:val="es_ES" w:bidi="es_ES"/>
+        </w:rPr>
+        <w:t>2 Samuel 11.1</w:t>
+      </w:r>
       <w:r>
         <w:rPr>
           <w:lang w:val="es_ES" w:bidi="es_ES"/>
@@ -2356,18 +1936,12 @@
         </w:rPr>
         <w:t xml:space="preserve"> bañándose. Ordenó que la llevaran a sus aposentos privados. Luego tuvo relaciones sexuales con ella, y ella quedó embarazada (</w:t>
       </w:r>
-      <w:hyperlink r:id="rId68">
-        <w:r>
-          <w:rPr>
-            <w:lang w:val="es_ES" w:bidi="es_ES"/>
-          </w:rPr>
-          <w:rPr>
-            <w:color w:val="0000EE"/>
-            <w:u w:val="single"/>
-          </w:rPr>
-          <w:t>2 Samuel 11.2–4</w:t>
-        </w:r>
-      </w:hyperlink>
+      <w:r>
+        <w:rPr>
+          <w:lang w:val="es_ES" w:bidi="es_ES"/>
+        </w:rPr>
+        <w:t>2 Samuel 11.2–4</w:t>
+      </w:r>
       <w:r>
         <w:rPr>
           <w:lang w:val="es_ES" w:bidi="es_ES"/>
@@ -2412,18 +1986,12 @@
         </w:rPr>
         <w:t xml:space="preserve"> regresara a casa y tuviera relaciones sexuales con Bath-sheba, lo que haría parecer que ella había quedado embarazada de Uría Hetheo. Sin embargo, Uría Hetheo sentía que todavía estaba de servicio, así que durmió en la puerta del palacio (</w:t>
       </w:r>
-      <w:hyperlink r:id="rId69">
-        <w:r>
-          <w:rPr>
-            <w:lang w:val="es_ES" w:bidi="es_ES"/>
-          </w:rPr>
-          <w:rPr>
-            <w:color w:val="0000EE"/>
-            <w:u w:val="single"/>
-          </w:rPr>
-          <w:t>2 Samuel 11.5–13</w:t>
-        </w:r>
-      </w:hyperlink>
+      <w:r>
+        <w:rPr>
+          <w:lang w:val="es_ES" w:bidi="es_ES"/>
+        </w:rPr>
+        <w:t>2 Samuel 11.5–13</w:t>
+      </w:r>
       <w:r>
         <w:rPr>
           <w:lang w:val="es_ES" w:bidi="es_ES"/>
@@ -2444,72 +2012,48 @@
         </w:rPr>
         <w:t xml:space="preserve">Cuando David le preguntó sobre esto, Uría Hetheo respondió que no podía dormir con su esposa mientras el arca de la alianza y los ejércitos de Israel estaban en guerra. Esta respuesta dejó a David en una posición incómoda. Uría Hetheo ni siquiera era israelita, pero estaba dispuesto a regresar a la batalla, evitando estar con su esposa (ver </w:t>
       </w:r>
-      <w:hyperlink r:id="rId70">
-        <w:r>
-          <w:rPr>
-            <w:lang w:val="es_ES" w:bidi="es_ES"/>
-          </w:rPr>
-          <w:rPr>
-            <w:color w:val="0000EE"/>
-            <w:u w:val="single"/>
-          </w:rPr>
-          <w:t>Levítico 15.16–18</w:t>
-        </w:r>
-      </w:hyperlink>
+      <w:r>
+        <w:rPr>
+          <w:lang w:val="es_ES" w:bidi="es_ES"/>
+        </w:rPr>
+        <w:t>Levítico 15.16–18</w:t>
+      </w:r>
       <w:r>
         <w:rPr>
           <w:lang w:val="es_ES" w:bidi="es_ES"/>
         </w:rPr>
         <w:t>). Sin embargo, David se quedó en casa e intentó ocultar su adulterio. Luego, David envió a Uría Hetheo de regreso y ordenó a Joab que se asegurara de que Uría Hetheo muriera en batalla (</w:t>
       </w:r>
-      <w:hyperlink r:id="rId71">
-        <w:r>
-          <w:rPr>
-            <w:lang w:val="es_ES" w:bidi="es_ES"/>
-          </w:rPr>
-          <w:rPr>
-            <w:color w:val="0000EE"/>
-            <w:u w:val="single"/>
-          </w:rPr>
-          <w:t>2 Samuel 11.14–25</w:t>
-        </w:r>
-      </w:hyperlink>
+      <w:r>
+        <w:rPr>
+          <w:lang w:val="es_ES" w:bidi="es_ES"/>
+        </w:rPr>
+        <w:t>2 Samuel 11.14–25</w:t>
+      </w:r>
       <w:r>
         <w:rPr>
           <w:lang w:val="es_ES" w:bidi="es_ES"/>
         </w:rPr>
         <w:t>). La muerte de Uría Hetheo no mantuvo en secreto el pecado de David. El Señor envió al profeta Nathán para confrontar a David, y David confesó su pecado y se arrepintió (</w:t>
       </w:r>
-      <w:hyperlink r:id="rId72">
-        <w:r>
-          <w:rPr>
-            <w:lang w:val="es_ES" w:bidi="es_ES"/>
-          </w:rPr>
-          <w:rPr>
-            <w:color w:val="0000EE"/>
-            <w:u w:val="single"/>
-          </w:rPr>
-          <w:t>2 Samuel 12.1–14</w:t>
-        </w:r>
-      </w:hyperlink>
+      <w:r>
+        <w:rPr>
+          <w:lang w:val="es_ES" w:bidi="es_ES"/>
+        </w:rPr>
+        <w:t>2 Samuel 12.1–14</w:t>
+      </w:r>
       <w:r>
         <w:rPr>
           <w:lang w:val="es_ES" w:bidi="es_ES"/>
         </w:rPr>
         <w:t xml:space="preserve">; ver </w:t>
       </w:r>
-      <w:hyperlink r:id="rId73">
-        <w:r>
-          <w:rPr>
-            <w:lang w:val="es_ES" w:bidi="es_ES"/>
-          </w:rPr>
-          <w:rPr>
-            <w:color w:val="0000EE"/>
-            <w:u w:val="single"/>
-          </w:rPr>
-          <w:t>Salmo 51</w:t>
-        </w:r>
-      </w:hyperlink>
+      <w:r>
+        <w:rPr>
+          <w:lang w:val="es_ES" w:bidi="es_ES"/>
+        </w:rPr>
+        <w:t>Salmo 51</w:t>
+      </w:r>
       <w:r>
         <w:rPr>
           <w:lang w:val="es_ES" w:bidi="es_ES"/>
@@ -2602,36 +2146,24 @@
         </w:rPr>
         <w:t>Salomón (</w:t>
       </w:r>
-      <w:hyperlink r:id="rId74">
-        <w:r>
-          <w:rPr>
-            <w:lang w:val="es_ES" w:bidi="es_ES"/>
-          </w:rPr>
-          <w:rPr>
-            <w:color w:val="0000EE"/>
-            <w:u w:val="single"/>
-          </w:rPr>
-          <w:t>2 Samuel 12.15–25</w:t>
-        </w:r>
-      </w:hyperlink>
+      <w:r>
+        <w:rPr>
+          <w:lang w:val="es_ES" w:bidi="es_ES"/>
+        </w:rPr>
+        <w:t>2 Samuel 12.15–25</w:t>
+      </w:r>
       <w:r>
         <w:rPr>
           <w:lang w:val="es_ES" w:bidi="es_ES"/>
         </w:rPr>
         <w:t xml:space="preserve">; </w:t>
       </w:r>
-      <w:hyperlink r:id="rId63">
-        <w:r>
-          <w:rPr>
-            <w:lang w:val="es_ES" w:bidi="es_ES"/>
-          </w:rPr>
-          <w:rPr>
-            <w:color w:val="0000EE"/>
-            <w:u w:val="single"/>
-          </w:rPr>
-          <w:t>1 Crónicas 3.5</w:t>
-        </w:r>
-      </w:hyperlink>
+      <w:r>
+        <w:rPr>
+          <w:lang w:val="es_ES" w:bidi="es_ES"/>
+        </w:rPr>
+        <w:t>1 Crónicas 3.5</w:t>
+      </w:r>
       <w:r>
         <w:rPr>
           <w:lang w:val="es_ES" w:bidi="es_ES"/>
@@ -2652,18 +2184,12 @@
         </w:rPr>
         <w:t>Durante el resto de la vida de David, sus esposas e hijos se enfrentaron entre sí por el poder. La peor de estas luchas familiares ocurrió cuando David era anciano. En ese momento, Bath-sheba se esforzó para garantizar que su hijo Salomón se convirtiera en el próximo rey (</w:t>
       </w:r>
-      <w:hyperlink r:id="rId75">
-        <w:r>
-          <w:rPr>
-            <w:lang w:val="es_ES" w:bidi="es_ES"/>
-          </w:rPr>
-          <w:rPr>
-            <w:color w:val="0000EE"/>
-            <w:u w:val="single"/>
-          </w:rPr>
-          <w:t>1 Reyes 1.1–53</w:t>
-        </w:r>
-      </w:hyperlink>
+      <w:r>
+        <w:rPr>
+          <w:lang w:val="es_ES" w:bidi="es_ES"/>
+        </w:rPr>
+        <w:t>1 Reyes 1.1–53</w:t>
+      </w:r>
       <w:r>
         <w:rPr>
           <w:lang w:val="es_ES" w:bidi="es_ES"/>
@@ -2684,18 +2210,12 @@
         </w:rPr>
         <w:t>Cuando Mateo enumera la historia familiar de Jesús el Mesías, menciona tanto a Salomón como a Bath-sheba (</w:t>
       </w:r>
-      <w:hyperlink r:id="rId76">
-        <w:r>
-          <w:rPr>
-            <w:lang w:val="es_ES" w:bidi="es_ES"/>
-          </w:rPr>
-          <w:rPr>
-            <w:color w:val="0000EE"/>
-            <w:u w:val="single"/>
-          </w:rPr>
-          <w:t>Mateo 1.6</w:t>
-        </w:r>
-      </w:hyperlink>
+      <w:r>
+        <w:rPr>
+          <w:lang w:val="es_ES" w:bidi="es_ES"/>
+        </w:rPr>
+        <w:t>Mateo 1.6</w:t>
+      </w:r>
       <w:r>
         <w:rPr>
           <w:lang w:val="es_ES" w:bidi="es_ES"/>
@@ -2725,54 +2245,36 @@
           <w:lang w:val="es_ES" w:bidi="es_ES"/>
         </w:rPr>
       </w:r>
-      <w:hyperlink r:id="rId77">
-        <w:r>
-          <w:rPr>
-            <w:lang w:val="es_ES" w:bidi="es_ES"/>
-          </w:rPr>
-          <w:rPr>
-            <w:color w:val="0000EE"/>
-            <w:u w:val="single"/>
-          </w:rPr>
-          <w:t>2 Samuel 11.1–12.25</w:t>
-        </w:r>
-      </w:hyperlink>
+      <w:r>
+        <w:rPr>
+          <w:lang w:val="es_ES" w:bidi="es_ES"/>
+        </w:rPr>
+        <w:t>2 Samuel 11.1–12.25</w:t>
+      </w:r>
       <w:r>
         <w:rPr>
           <w:lang w:val="es_ES" w:bidi="es_ES"/>
         </w:rPr>
         <w:t xml:space="preserve">; </w:t>
       </w:r>
-      <w:hyperlink r:id="rId78">
-        <w:r>
-          <w:rPr>
-            <w:lang w:val="es_ES" w:bidi="es_ES"/>
-          </w:rPr>
-          <w:rPr>
-            <w:color w:val="0000EE"/>
-            <w:u w:val="single"/>
-          </w:rPr>
-          <w:t>1 Reyes 1.5–2.25</w:t>
-        </w:r>
-      </w:hyperlink>
+      <w:r>
+        <w:rPr>
+          <w:lang w:val="es_ES" w:bidi="es_ES"/>
+        </w:rPr>
+        <w:t>1 Reyes 1.5–2.25</w:t>
+      </w:r>
       <w:r>
         <w:rPr>
           <w:lang w:val="es_ES" w:bidi="es_ES"/>
         </w:rPr>
         <w:t xml:space="preserve">; </w:t>
       </w:r>
-      <w:hyperlink r:id="rId73">
-        <w:r>
-          <w:rPr>
-            <w:lang w:val="es_ES" w:bidi="es_ES"/>
-          </w:rPr>
-          <w:rPr>
-            <w:color w:val="0000EE"/>
-            <w:u w:val="single"/>
-          </w:rPr>
-          <w:t>Salmo 51.1–19</w:t>
-        </w:r>
-      </w:hyperlink>
+      <w:r>
+        <w:rPr>
+          <w:lang w:val="es_ES" w:bidi="es_ES"/>
+        </w:rPr>
+        <w:t>Salmo 51.1–19</w:t>
+      </w:r>
       <w:r>
         <w:rPr>
           <w:lang w:val="es_ES" w:bidi="es_ES"/>
@@ -2821,36 +2323,24 @@
         </w:rPr>
         <w:t>Bernabé se presenta en Hechos como un excelente ejemplo de líder cristiano. Era de Cipro y participaba activamente en la iglesia de Jerusalem. Bernabé demostró gran generosidad al ayudar a los miembros más necesitados (</w:t>
       </w:r>
-      <w:hyperlink r:id="rId79">
-        <w:r>
-          <w:rPr>
-            <w:lang w:val="es_ES" w:bidi="es_ES"/>
-          </w:rPr>
-          <w:rPr>
-            <w:color w:val="0000EE"/>
-            <w:u w:val="single"/>
-          </w:rPr>
-          <w:t>Hechos 4.32–37</w:t>
-        </w:r>
-      </w:hyperlink>
+      <w:r>
+        <w:rPr>
+          <w:lang w:val="es_ES" w:bidi="es_ES"/>
+        </w:rPr>
+        <w:t>Hechos 4.32–37</w:t>
+      </w:r>
       <w:r>
         <w:rPr>
           <w:lang w:val="es_ES" w:bidi="es_ES"/>
         </w:rPr>
         <w:t>). Su verdadero nombre era José, pero le apodaron Bernabé. Bernabé significa "Hijo de Consolación" y refleja su carácter (</w:t>
       </w:r>
-      <w:hyperlink r:id="rId80">
-        <w:r>
-          <w:rPr>
-            <w:lang w:val="es_ES" w:bidi="es_ES"/>
-          </w:rPr>
-          <w:rPr>
-            <w:color w:val="0000EE"/>
-            <w:u w:val="single"/>
-          </w:rPr>
-          <w:t>Hechos 4.36</w:t>
-        </w:r>
-      </w:hyperlink>
+      <w:r>
+        <w:rPr>
+          <w:lang w:val="es_ES" w:bidi="es_ES"/>
+        </w:rPr>
+        <w:t>Hechos 4.36</w:t>
+      </w:r>
       <w:r>
         <w:rPr>
           <w:lang w:val="es_ES" w:bidi="es_ES"/>
@@ -2871,72 +2361,48 @@
         </w:rPr>
         <w:t>Bernabé estaba bien preparado para evaluar adecuadamente el nuevo trabajo en Antioquía (</w:t>
       </w:r>
-      <w:hyperlink r:id="rId81">
-        <w:r>
-          <w:rPr>
-            <w:lang w:val="es_ES" w:bidi="es_ES"/>
-          </w:rPr>
-          <w:rPr>
-            <w:color w:val="0000EE"/>
-            <w:u w:val="single"/>
-          </w:rPr>
-          <w:t>Hechos 11.19–22</w:t>
-        </w:r>
-      </w:hyperlink>
+      <w:r>
+        <w:rPr>
+          <w:lang w:val="es_ES" w:bidi="es_ES"/>
+        </w:rPr>
+        <w:t>Hechos 11.19–22</w:t>
+      </w:r>
       <w:r>
         <w:rPr>
           <w:lang w:val="es_ES" w:bidi="es_ES"/>
         </w:rPr>
         <w:t>). Bernabé reconoció la bendición de Dios allí y animó a los creyentes a mantenerse fieles al Señor (</w:t>
       </w:r>
-      <w:hyperlink r:id="rId82">
-        <w:r>
-          <w:rPr>
-            <w:lang w:val="es_ES" w:bidi="es_ES"/>
-          </w:rPr>
-          <w:rPr>
-            <w:color w:val="0000EE"/>
-            <w:u w:val="single"/>
-          </w:rPr>
-          <w:t>Hechos 11.23</w:t>
-        </w:r>
-      </w:hyperlink>
+      <w:r>
+        <w:rPr>
+          <w:lang w:val="es_ES" w:bidi="es_ES"/>
+        </w:rPr>
+        <w:t>Hechos 11.23</w:t>
+      </w:r>
       <w:r>
         <w:rPr>
           <w:lang w:val="es_ES" w:bidi="es_ES"/>
         </w:rPr>
         <w:t>). Su buen carácter se reflejaba en su amabilidad, fuerte fe, y una vida y trabajo llenos del Espíritu (</w:t>
       </w:r>
-      <w:hyperlink r:id="rId83">
-        <w:r>
-          <w:rPr>
-            <w:lang w:val="es_ES" w:bidi="es_ES"/>
-          </w:rPr>
-          <w:rPr>
-            <w:color w:val="0000EE"/>
-            <w:u w:val="single"/>
-          </w:rPr>
-          <w:t>Hechos 11.24</w:t>
-        </w:r>
-      </w:hyperlink>
+      <w:r>
+        <w:rPr>
+          <w:lang w:val="es_ES" w:bidi="es_ES"/>
+        </w:rPr>
+        <w:t>Hechos 11.24</w:t>
+      </w:r>
       <w:r>
         <w:rPr>
           <w:lang w:val="es_ES" w:bidi="es_ES"/>
         </w:rPr>
         <w:t>). El Espíritu eligió a Bernabé y Saúl para una misión especial (conocida como el primer viaje misionero). La iglesia en Antioquía los envió en este viaje (</w:t>
       </w:r>
-      <w:hyperlink r:id="rId84">
-        <w:r>
-          <w:rPr>
-            <w:lang w:val="es_ES" w:bidi="es_ES"/>
-          </w:rPr>
-          <w:rPr>
-            <w:color w:val="0000EE"/>
-            <w:u w:val="single"/>
-          </w:rPr>
-          <w:t>Hechos 13.1–3</w:t>
-        </w:r>
-      </w:hyperlink>
+      <w:r>
+        <w:rPr>
+          <w:lang w:val="es_ES" w:bidi="es_ES"/>
+        </w:rPr>
+        <w:t>Hechos 13.1–3</w:t>
+      </w:r>
       <w:r>
         <w:rPr>
           <w:lang w:val="es_ES" w:bidi="es_ES"/>
@@ -2957,54 +2423,36 @@
         </w:rPr>
         <w:t>Bernabé demostró sabiduría al ir a Tarso para encontrar a Saúl (</w:t>
       </w:r>
-      <w:hyperlink r:id="rId85">
-        <w:r>
-          <w:rPr>
-            <w:lang w:val="es_ES" w:bidi="es_ES"/>
-          </w:rPr>
-          <w:rPr>
-            <w:color w:val="0000EE"/>
-            <w:u w:val="single"/>
-          </w:rPr>
-          <w:t>Hechos 11.25</w:t>
-        </w:r>
-      </w:hyperlink>
+      <w:r>
+        <w:rPr>
+          <w:lang w:val="es_ES" w:bidi="es_ES"/>
+        </w:rPr>
+        <w:t>Hechos 11.25</w:t>
+      </w:r>
       <w:r>
         <w:rPr>
           <w:lang w:val="es_ES" w:bidi="es_ES"/>
         </w:rPr>
         <w:t>). Bernabé admiraba la valiente predicación de Saúl como nuevo cristiano en Damasco. Presentó a Saúl a los apóstoles, lo cual fue crucial porque Saúl había atacado previamente a los creyentes. Gracias a Bernabé, Saúl conoció a los apóstoles originales, ganó su aceptación y predicó valientemente en Jerusalem hasta que tuvo que irse (</w:t>
       </w:r>
-      <w:hyperlink r:id="rId86">
-        <w:r>
-          <w:rPr>
-            <w:lang w:val="es_ES" w:bidi="es_ES"/>
-          </w:rPr>
-          <w:rPr>
-            <w:color w:val="0000EE"/>
-            <w:u w:val="single"/>
-          </w:rPr>
-          <w:t>Hechos 9.26–30</w:t>
-        </w:r>
-      </w:hyperlink>
+      <w:r>
+        <w:rPr>
+          <w:lang w:val="es_ES" w:bidi="es_ES"/>
+        </w:rPr>
+        <w:t>Hechos 9.26–30</w:t>
+      </w:r>
       <w:r>
         <w:rPr>
           <w:lang w:val="es_ES" w:bidi="es_ES"/>
         </w:rPr>
         <w:t>). El viaje de Bernabé fue exitoso, y durante un año, trabajaron juntos en la iglesia de Antioquía, atrayendo a grandes multitudes (</w:t>
       </w:r>
-      <w:hyperlink r:id="rId87">
-        <w:r>
-          <w:rPr>
-            <w:lang w:val="es_ES" w:bidi="es_ES"/>
-          </w:rPr>
-          <w:rPr>
-            <w:color w:val="0000EE"/>
-            <w:u w:val="single"/>
-          </w:rPr>
-          <w:t>Hechos 11.26</w:t>
-        </w:r>
-      </w:hyperlink>
+      <w:r>
+        <w:rPr>
+          <w:lang w:val="es_ES" w:bidi="es_ES"/>
+        </w:rPr>
+        <w:t>Hechos 11.26</w:t>
+      </w:r>
       <w:r>
         <w:rPr>
           <w:lang w:val="es_ES" w:bidi="es_ES"/>
@@ -3025,36 +2473,24 @@
         </w:rPr>
         <w:t xml:space="preserve">Bernabé era una persona influyente. En Listra, la gente incluso creía que era Zeus (ver </w:t>
       </w:r>
-      <w:hyperlink r:id="rId88">
-        <w:r>
-          <w:rPr>
-            <w:lang w:val="es_ES" w:bidi="es_ES"/>
-          </w:rPr>
-          <w:rPr>
-            <w:color w:val="0000EE"/>
-            <w:u w:val="single"/>
-          </w:rPr>
-          <w:t>Hechos 14.8–18</w:t>
-        </w:r>
-      </w:hyperlink>
+      <w:r>
+        <w:rPr>
+          <w:lang w:val="es_ES" w:bidi="es_ES"/>
+        </w:rPr>
+        <w:t>Hechos 14.8–18</w:t>
+      </w:r>
       <w:r>
         <w:rPr>
           <w:lang w:val="es_ES" w:bidi="es_ES"/>
         </w:rPr>
         <w:t xml:space="preserve">). Era primo y mentor de Juan Marcos. Bernabé ayudó a Juan Marcos a obtener una segunda oportunidad para destacarse como líder cristiano después de que abandonara una misión anterior (ver </w:t>
       </w:r>
-      <w:hyperlink r:id="rId89">
-        <w:r>
-          <w:rPr>
-            <w:lang w:val="es_ES" w:bidi="es_ES"/>
-          </w:rPr>
-          <w:rPr>
-            <w:color w:val="0000EE"/>
-            <w:u w:val="single"/>
-          </w:rPr>
-          <w:t>Hechos 15.36–40</w:t>
-        </w:r>
-      </w:hyperlink>
+      <w:r>
+        <w:rPr>
+          <w:lang w:val="es_ES" w:bidi="es_ES"/>
+        </w:rPr>
+        <w:t>Hechos 15.36–40</w:t>
+      </w:r>
       <w:r>
         <w:rPr>
           <w:lang w:val="es_ES" w:bidi="es_ES"/>
@@ -3075,18 +2511,12 @@
         </w:rPr>
         <w:t>Bernabé comprendía cómo otros podían influir en las personas para hacer cosas incorrectas. En una ocasión, sucumbió a esta presión e hizo algo que sabía que estaba mal (</w:t>
       </w:r>
-      <w:hyperlink r:id="rId90">
-        <w:r>
-          <w:rPr>
-            <w:lang w:val="es_ES" w:bidi="es_ES"/>
-          </w:rPr>
-          <w:rPr>
-            <w:color w:val="0000EE"/>
-            <w:u w:val="single"/>
-          </w:rPr>
-          <w:t>Gálatas 2.11–13</w:t>
-        </w:r>
-      </w:hyperlink>
+      <w:r>
+        <w:rPr>
+          <w:lang w:val="es_ES" w:bidi="es_ES"/>
+        </w:rPr>
+        <w:t>Gálatas 2.11–13</w:t>
+      </w:r>
       <w:r>
         <w:rPr>
           <w:lang w:val="es_ES" w:bidi="es_ES"/>
@@ -3116,90 +2546,60 @@
           <w:lang w:val="es_ES" w:bidi="es_ES"/>
         </w:rPr>
       </w:r>
-      <w:hyperlink r:id="rId91">
-        <w:r>
-          <w:rPr>
-            <w:lang w:val="es_ES" w:bidi="es_ES"/>
-          </w:rPr>
-          <w:rPr>
-            <w:color w:val="0000EE"/>
-            <w:u w:val="single"/>
-          </w:rPr>
-          <w:t>Hechos 4.36–37</w:t>
-        </w:r>
-      </w:hyperlink>
+      <w:r>
+        <w:rPr>
+          <w:lang w:val="es_ES" w:bidi="es_ES"/>
+        </w:rPr>
+        <w:t>Hechos 4.36–37</w:t>
+      </w:r>
       <w:r>
         <w:rPr>
           <w:lang w:val="es_ES" w:bidi="es_ES"/>
         </w:rPr>
         <w:t xml:space="preserve">; </w:t>
       </w:r>
-      <w:hyperlink r:id="rId92">
-        <w:r>
-          <w:rPr>
-            <w:lang w:val="es_ES" w:bidi="es_ES"/>
-          </w:rPr>
-          <w:rPr>
-            <w:color w:val="0000EE"/>
-            <w:u w:val="single"/>
-          </w:rPr>
-          <w:t>9.26–28</w:t>
-        </w:r>
-      </w:hyperlink>
+      <w:r>
+        <w:rPr>
+          <w:lang w:val="es_ES" w:bidi="es_ES"/>
+        </w:rPr>
+        <w:t>9.26–28</w:t>
+      </w:r>
       <w:r>
         <w:rPr>
           <w:lang w:val="es_ES" w:bidi="es_ES"/>
         </w:rPr>
         <w:t xml:space="preserve">; </w:t>
       </w:r>
-      <w:hyperlink r:id="rId93">
-        <w:r>
-          <w:rPr>
-            <w:lang w:val="es_ES" w:bidi="es_ES"/>
-          </w:rPr>
-          <w:rPr>
-            <w:color w:val="0000EE"/>
-            <w:u w:val="single"/>
-          </w:rPr>
-          <w:t>11.19–30</w:t>
-        </w:r>
-      </w:hyperlink>
+      <w:r>
+        <w:rPr>
+          <w:lang w:val="es_ES" w:bidi="es_ES"/>
+        </w:rPr>
+        <w:t>11.19–30</w:t>
+      </w:r>
       <w:r>
         <w:rPr>
           <w:lang w:val="es_ES" w:bidi="es_ES"/>
         </w:rPr>
         <w:t xml:space="preserve">; </w:t>
       </w:r>
-      <w:hyperlink r:id="rId94">
-        <w:r>
-          <w:rPr>
-            <w:lang w:val="es_ES" w:bidi="es_ES"/>
-          </w:rPr>
-          <w:rPr>
-            <w:color w:val="0000EE"/>
-            <w:u w:val="single"/>
-          </w:rPr>
-          <w:t>13.1–15.40</w:t>
-        </w:r>
-      </w:hyperlink>
+      <w:r>
+        <w:rPr>
+          <w:lang w:val="es_ES" w:bidi="es_ES"/>
+        </w:rPr>
+        <w:t>13.1–15.40</w:t>
+      </w:r>
       <w:r>
         <w:rPr>
           <w:lang w:val="es_ES" w:bidi="es_ES"/>
         </w:rPr>
         <w:t xml:space="preserve">; </w:t>
       </w:r>
-      <w:hyperlink r:id="rId95">
-        <w:r>
-          <w:rPr>
-            <w:lang w:val="es_ES" w:bidi="es_ES"/>
-          </w:rPr>
-          <w:rPr>
-            <w:color w:val="0000EE"/>
-            <w:u w:val="single"/>
-          </w:rPr>
-          <w:t>Gálatas 2.1–14</w:t>
-        </w:r>
-      </w:hyperlink>
+      <w:r>
+        <w:rPr>
+          <w:lang w:val="es_ES" w:bidi="es_ES"/>
+        </w:rPr>
+        <w:t>Gálatas 2.1–14</w:t>
+      </w:r>
       <w:r>
         <w:rPr>
           <w:lang w:val="es_ES" w:bidi="es_ES"/>
